--- a/Clase_13/Actividad Semana 13.docx
+++ b/Clase_13/Actividad Semana 13.docx
@@ -1,6 +1,6 @@
 
 <file path=word/document.xml><?xml version="1.0" encoding="utf-8"?>
-<w:document xmlns:wpc="http://schemas.microsoft.com/office/word/2010/wordprocessingCanvas" xmlns:cx="http://schemas.microsoft.com/office/drawing/2014/chartex" xmlns:cx1="http://schemas.microsoft.com/office/drawing/2015/9/8/chartex" xmlns:cx2="http://schemas.microsoft.com/office/drawing/2015/10/21/chartex" xmlns:cx3="http://schemas.microsoft.com/office/drawing/2016/5/9/chartex" xmlns:cx4="http://schemas.microsoft.com/office/drawing/2016/5/10/chartex" xmlns:cx5="http://schemas.microsoft.com/office/drawing/2016/5/11/chartex" xmlns:cx6="http://schemas.microsoft.com/office/drawing/2016/5/12/chartex" xmlns:cx7="http://schemas.microsoft.com/office/drawing/2016/5/13/chartex" xmlns:cx8="http://schemas.microsoft.com/office/drawing/2016/5/14/chartex" xmlns:mc="http://schemas.openxmlformats.org/markup-compatibility/2006" xmlns:aink="http://schemas.microsoft.com/office/drawing/2016/ink" xmlns:am3d="http://schemas.microsoft.com/office/drawing/2017/model3d" xmlns:o="urn:schemas-microsoft-com:office:office" xmlns:oel="http://schemas.microsoft.com/office/2019/extlst" xmlns:r="http://schemas.openxmlformats.org/officeDocument/2006/relationships" xmlns:m="http://schemas.openxmlformats.org/officeDocument/2006/math" xmlns:v="urn:schemas-microsoft-com:vml" xmlns:wp14="http://schemas.microsoft.com/office/word/2010/wordprocessingDrawing" xmlns:wp="http://schemas.openxmlformats.org/drawingml/2006/wordprocessingDrawing" xmlns:w10="urn:schemas-microsoft-com:office:word" xmlns:w="http://schemas.openxmlformats.org/wordprocessingml/2006/main" xmlns:w14="http://schemas.microsoft.com/office/word/2010/wordml" xmlns:w15="http://schemas.microsoft.com/office/word/2012/wordml" xmlns:w16cex="http://schemas.microsoft.com/office/word/2018/wordml/cex" xmlns:w16cid="http://schemas.microsoft.com/office/word/2016/wordml/cid" xmlns:w16="http://schemas.microsoft.com/office/word/2018/wordml" xmlns:w16du="http://schemas.microsoft.com/office/word/2023/wordml/word16du" xmlns:w16sdtdh="http://schemas.microsoft.com/office/word/2020/wordml/sdtdatahash" xmlns:w16sdtfl="http://schemas.microsoft.com/office/word/2024/wordml/sdtformatlock" xmlns:w16se="http://schemas.microsoft.com/office/word/2015/wordml/symex" xmlns:wpg="http://schemas.microsoft.com/office/word/2010/wordprocessingGroup" xmlns:wpi="http://schemas.microsoft.com/office/word/2010/wordprocessingInk" xmlns:wne="http://schemas.microsoft.com/office/word/2006/wordml" xmlns:wps="http://schemas.microsoft.com/office/word/2010/wordprocessingShape" mc:Ignorable="w14 w15 w16se w16cid w16 w16cex w16sdtdh w16sdtfl w16du wp14">
+<w:document xmlns:wpc="http://schemas.microsoft.com/office/word/2010/wordprocessingCanvas" xmlns:cx="http://schemas.microsoft.com/office/drawing/2014/chartex" xmlns:cx1="http://schemas.microsoft.com/office/drawing/2015/9/8/chartex" xmlns:cx2="http://schemas.microsoft.com/office/drawing/2015/10/21/chartex" xmlns:cx3="http://schemas.microsoft.com/office/drawing/2016/5/9/chartex" xmlns:cx4="http://schemas.microsoft.com/office/drawing/2016/5/10/chartex" xmlns:cx5="http://schemas.microsoft.com/office/drawing/2016/5/11/chartex" xmlns:cx6="http://schemas.microsoft.com/office/drawing/2016/5/12/chartex" xmlns:cx7="http://schemas.microsoft.com/office/drawing/2016/5/13/chartex" xmlns:cx8="http://schemas.microsoft.com/office/drawing/2016/5/14/chartex" xmlns:mc="http://schemas.openxmlformats.org/markup-compatibility/2006" xmlns:aink="http://schemas.microsoft.com/office/drawing/2016/ink" xmlns:am3d="http://schemas.microsoft.com/office/drawing/2017/model3d" xmlns:o="urn:schemas-microsoft-com:office:office" xmlns:oel="http://schemas.microsoft.com/office/2019/extlst" xmlns:r="http://schemas.openxmlformats.org/officeDocument/2006/relationships" xmlns:m="http://schemas.openxmlformats.org/officeDocument/2006/math" xmlns:v="urn:schemas-microsoft-com:vml" xmlns:wp14="http://schemas.microsoft.com/office/word/2010/wordprocessingDrawing" xmlns:wp="http://schemas.openxmlformats.org/drawingml/2006/wordprocessingDrawing" xmlns:w10="urn:schemas-microsoft-com:office:word" xmlns:w="http://schemas.openxmlformats.org/wordprocessingml/2006/main" xmlns:w14="http://schemas.microsoft.com/office/word/2010/wordml" xmlns:w15="http://schemas.microsoft.com/office/word/2012/wordml" xmlns:w16cei="http://schemas.microsoft.com/office/word/2026/wordml/cei" xmlns:w16cex="http://schemas.microsoft.com/office/word/2018/wordml/cex" xmlns:w16cid="http://schemas.microsoft.com/office/word/2016/wordml/cid" xmlns:w16="http://schemas.microsoft.com/office/word/2018/wordml" xmlns:w16du="http://schemas.microsoft.com/office/word/2023/wordml/word16du" xmlns:w16sdtdh="http://schemas.microsoft.com/office/word/2020/wordml/sdtdatahash" xmlns:w16sdtfl="http://schemas.microsoft.com/office/word/2024/wordml/sdtformatlock" xmlns:w16se="http://schemas.microsoft.com/office/word/2015/wordml/symex" xmlns:wpg="http://schemas.microsoft.com/office/word/2010/wordprocessingGroup" xmlns:wpi="http://schemas.microsoft.com/office/word/2010/wordprocessingInk" xmlns:wne="http://schemas.microsoft.com/office/word/2006/wordml" xmlns:wps="http://schemas.microsoft.com/office/word/2010/wordprocessingShape" mc:Ignorable="w14 w15 w16se w16cid w16 w16cex w16sdtdh w16sdtfl w16du wp14">
   <w:body>
     <w:p>
       <w:pPr>
@@ -155,7 +155,7 @@
           <w:i/>
           <w:iCs/>
         </w:rPr>
-        <w:t>(Escribe tu nombre completo aquí)</w:t>
+        <w:t>Melany Yaritza Morales Jiménez</w:t>
       </w:r>
     </w:p>
     <w:p>
@@ -173,13 +173,16 @@
       <w:r>
         <w:br/>
       </w:r>
-      <w:r>
-        <w:rPr>
-          <w:i/>
-          <w:iCs/>
-        </w:rPr>
-        <w:t>(Pega aquí el enlace al repositorio público en GitHub)</w:t>
-      </w:r>
+      <w:hyperlink r:id="rId8" w:history="1">
+        <w:r>
+          <w:rPr>
+            <w:rStyle w:val="Hipervnculo"/>
+            <w:i/>
+            <w:iCs/>
+          </w:rPr>
+          <w:t>https://github.com/Melany-Morales/2026C2-G03-PROGRAMACI-N/tree/main/Clase_13</w:t>
+        </w:r>
+      </w:hyperlink>
     </w:p>
     <w:p>
       <w:pPr>
@@ -577,6 +580,7 @@
           <w:sz w:val="24"/>
           <w:szCs w:val="18"/>
         </w:rPr>
+        <w:lastRenderedPageBreak/>
         <w:pict w14:anchorId="64DC5700">
           <v:rect id="_x0000_i1028" style="width:0;height:1.5pt" o:hralign="center" o:hrstd="t" o:hr="t" fillcolor="#a0a0a0" stroked="f"/>
         </w:pict>
@@ -600,7 +604,6 @@
           <w:sz w:val="28"/>
           <w:szCs w:val="20"/>
         </w:rPr>
-        <w:lastRenderedPageBreak/>
         <w:t>Pasos para Desarrollar el Proyecto</w:t>
       </w:r>
     </w:p>
@@ -1254,6 +1257,7 @@
           <w:sz w:val="24"/>
           <w:szCs w:val="18"/>
         </w:rPr>
+        <w:lastRenderedPageBreak/>
         <w:t xml:space="preserve">¿Cuáles fueron las </w:t>
       </w:r>
       <w:r>
@@ -1290,7 +1294,6 @@
           <w:sz w:val="24"/>
           <w:szCs w:val="18"/>
         </w:rPr>
-        <w:lastRenderedPageBreak/>
         <w:t xml:space="preserve">5. </w:t>
       </w:r>
       <w:proofErr w:type="spellStart"/>
@@ -1830,10 +1833,10 @@
       </w:pPr>
     </w:p>
     <w:sectPr>
-      <w:headerReference w:type="even" r:id="rId8"/>
-      <w:headerReference w:type="default" r:id="rId9"/>
-      <w:footerReference w:type="default" r:id="rId10"/>
-      <w:headerReference w:type="first" r:id="rId11"/>
+      <w:headerReference w:type="even" r:id="rId9"/>
+      <w:headerReference w:type="default" r:id="rId10"/>
+      <w:footerReference w:type="default" r:id="rId11"/>
+      <w:headerReference w:type="first" r:id="rId12"/>
       <w:pgSz w:w="11906" w:h="16838" w:code="9"/>
       <w:pgMar w:top="1440" w:right="1080" w:bottom="1440" w:left="1080" w:header="720" w:footer="57" w:gutter="0"/>
       <w:cols w:space="720"/>
@@ -1844,7 +1847,7 @@
 </file>
 
 <file path=word/endnotes.xml><?xml version="1.0" encoding="utf-8"?>
-<w:endnotes xmlns:wpc="http://schemas.microsoft.com/office/word/2010/wordprocessingCanvas" xmlns:cx="http://schemas.microsoft.com/office/drawing/2014/chartex" xmlns:cx1="http://schemas.microsoft.com/office/drawing/2015/9/8/chartex" xmlns:cx2="http://schemas.microsoft.com/office/drawing/2015/10/21/chartex" xmlns:cx3="http://schemas.microsoft.com/office/drawing/2016/5/9/chartex" xmlns:cx4="http://schemas.microsoft.com/office/drawing/2016/5/10/chartex" xmlns:cx5="http://schemas.microsoft.com/office/drawing/2016/5/11/chartex" xmlns:cx6="http://schemas.microsoft.com/office/drawing/2016/5/12/chartex" xmlns:cx7="http://schemas.microsoft.com/office/drawing/2016/5/13/chartex" xmlns:cx8="http://schemas.microsoft.com/office/drawing/2016/5/14/chartex" xmlns:mc="http://schemas.openxmlformats.org/markup-compatibility/2006" xmlns:aink="http://schemas.microsoft.com/office/drawing/2016/ink" xmlns:am3d="http://schemas.microsoft.com/office/drawing/2017/model3d" xmlns:o="urn:schemas-microsoft-com:office:office" xmlns:oel="http://schemas.microsoft.com/office/2019/extlst" xmlns:r="http://schemas.openxmlformats.org/officeDocument/2006/relationships" xmlns:m="http://schemas.openxmlformats.org/officeDocument/2006/math" xmlns:v="urn:schemas-microsoft-com:vml" xmlns:wp14="http://schemas.microsoft.com/office/word/2010/wordprocessingDrawing" xmlns:wp="http://schemas.openxmlformats.org/drawingml/2006/wordprocessingDrawing" xmlns:w10="urn:schemas-microsoft-com:office:word" xmlns:w="http://schemas.openxmlformats.org/wordprocessingml/2006/main" xmlns:w14="http://schemas.microsoft.com/office/word/2010/wordml" xmlns:w15="http://schemas.microsoft.com/office/word/2012/wordml" xmlns:w16cex="http://schemas.microsoft.com/office/word/2018/wordml/cex" xmlns:w16cid="http://schemas.microsoft.com/office/word/2016/wordml/cid" xmlns:w16="http://schemas.microsoft.com/office/word/2018/wordml" xmlns:w16du="http://schemas.microsoft.com/office/word/2023/wordml/word16du" xmlns:w16sdtdh="http://schemas.microsoft.com/office/word/2020/wordml/sdtdatahash" xmlns:w16sdtfl="http://schemas.microsoft.com/office/word/2024/wordml/sdtformatlock" xmlns:w16se="http://schemas.microsoft.com/office/word/2015/wordml/symex" xmlns:wpg="http://schemas.microsoft.com/office/word/2010/wordprocessingGroup" xmlns:wpi="http://schemas.microsoft.com/office/word/2010/wordprocessingInk" xmlns:wne="http://schemas.microsoft.com/office/word/2006/wordml" xmlns:wps="http://schemas.microsoft.com/office/word/2010/wordprocessingShape" mc:Ignorable="w14 w15 w16se w16cid w16 w16cex w16sdtdh w16sdtfl w16du wp14">
+<w:endnotes xmlns:wpc="http://schemas.microsoft.com/office/word/2010/wordprocessingCanvas" xmlns:cx="http://schemas.microsoft.com/office/drawing/2014/chartex" xmlns:cx1="http://schemas.microsoft.com/office/drawing/2015/9/8/chartex" xmlns:cx2="http://schemas.microsoft.com/office/drawing/2015/10/21/chartex" xmlns:cx3="http://schemas.microsoft.com/office/drawing/2016/5/9/chartex" xmlns:cx4="http://schemas.microsoft.com/office/drawing/2016/5/10/chartex" xmlns:cx5="http://schemas.microsoft.com/office/drawing/2016/5/11/chartex" xmlns:cx6="http://schemas.microsoft.com/office/drawing/2016/5/12/chartex" xmlns:cx7="http://schemas.microsoft.com/office/drawing/2016/5/13/chartex" xmlns:cx8="http://schemas.microsoft.com/office/drawing/2016/5/14/chartex" xmlns:mc="http://schemas.openxmlformats.org/markup-compatibility/2006" xmlns:aink="http://schemas.microsoft.com/office/drawing/2016/ink" xmlns:am3d="http://schemas.microsoft.com/office/drawing/2017/model3d" xmlns:o="urn:schemas-microsoft-com:office:office" xmlns:oel="http://schemas.microsoft.com/office/2019/extlst" xmlns:r="http://schemas.openxmlformats.org/officeDocument/2006/relationships" xmlns:m="http://schemas.openxmlformats.org/officeDocument/2006/math" xmlns:v="urn:schemas-microsoft-com:vml" xmlns:wp14="http://schemas.microsoft.com/office/word/2010/wordprocessingDrawing" xmlns:wp="http://schemas.openxmlformats.org/drawingml/2006/wordprocessingDrawing" xmlns:w10="urn:schemas-microsoft-com:office:word" xmlns:w="http://schemas.openxmlformats.org/wordprocessingml/2006/main" xmlns:w14="http://schemas.microsoft.com/office/word/2010/wordml" xmlns:w15="http://schemas.microsoft.com/office/word/2012/wordml" xmlns:w16cei="http://schemas.microsoft.com/office/word/2026/wordml/cei" xmlns:w16cex="http://schemas.microsoft.com/office/word/2018/wordml/cex" xmlns:w16cid="http://schemas.microsoft.com/office/word/2016/wordml/cid" xmlns:w16="http://schemas.microsoft.com/office/word/2018/wordml" xmlns:w16du="http://schemas.microsoft.com/office/word/2023/wordml/word16du" xmlns:w16sdtdh="http://schemas.microsoft.com/office/word/2020/wordml/sdtdatahash" xmlns:w16sdtfl="http://schemas.microsoft.com/office/word/2024/wordml/sdtformatlock" xmlns:w16se="http://schemas.microsoft.com/office/word/2015/wordml/symex" xmlns:wpg="http://schemas.microsoft.com/office/word/2010/wordprocessingGroup" xmlns:wpi="http://schemas.microsoft.com/office/word/2010/wordprocessingInk" xmlns:wne="http://schemas.microsoft.com/office/word/2006/wordml" xmlns:wps="http://schemas.microsoft.com/office/word/2010/wordprocessingShape" mc:Ignorable="w14 w15 w16se w16cid w16 w16cex w16sdtdh w16sdtfl w16du wp14">
   <w:endnote w:type="separator" w:id="-1">
     <w:p>
       <w:pPr>
@@ -1869,7 +1872,7 @@
 </file>
 
 <file path=word/footer1.xml><?xml version="1.0" encoding="utf-8"?>
-<w:ftr xmlns:wpc="http://schemas.microsoft.com/office/word/2010/wordprocessingCanvas" xmlns:cx="http://schemas.microsoft.com/office/drawing/2014/chartex" xmlns:cx1="http://schemas.microsoft.com/office/drawing/2015/9/8/chartex" xmlns:cx2="http://schemas.microsoft.com/office/drawing/2015/10/21/chartex" xmlns:cx3="http://schemas.microsoft.com/office/drawing/2016/5/9/chartex" xmlns:cx4="http://schemas.microsoft.com/office/drawing/2016/5/10/chartex" xmlns:cx5="http://schemas.microsoft.com/office/drawing/2016/5/11/chartex" xmlns:cx6="http://schemas.microsoft.com/office/drawing/2016/5/12/chartex" xmlns:cx7="http://schemas.microsoft.com/office/drawing/2016/5/13/chartex" xmlns:cx8="http://schemas.microsoft.com/office/drawing/2016/5/14/chartex" xmlns:mc="http://schemas.openxmlformats.org/markup-compatibility/2006" xmlns:aink="http://schemas.microsoft.com/office/drawing/2016/ink" xmlns:am3d="http://schemas.microsoft.com/office/drawing/2017/model3d" xmlns:o="urn:schemas-microsoft-com:office:office" xmlns:oel="http://schemas.microsoft.com/office/2019/extlst" xmlns:r="http://schemas.openxmlformats.org/officeDocument/2006/relationships" xmlns:m="http://schemas.openxmlformats.org/officeDocument/2006/math" xmlns:v="urn:schemas-microsoft-com:vml" xmlns:wp14="http://schemas.microsoft.com/office/word/2010/wordprocessingDrawing" xmlns:wp="http://schemas.openxmlformats.org/drawingml/2006/wordprocessingDrawing" xmlns:w10="urn:schemas-microsoft-com:office:word" xmlns:w="http://schemas.openxmlformats.org/wordprocessingml/2006/main" xmlns:w14="http://schemas.microsoft.com/office/word/2010/wordml" xmlns:w15="http://schemas.microsoft.com/office/word/2012/wordml" xmlns:w16cex="http://schemas.microsoft.com/office/word/2018/wordml/cex" xmlns:w16cid="http://schemas.microsoft.com/office/word/2016/wordml/cid" xmlns:w16="http://schemas.microsoft.com/office/word/2018/wordml" xmlns:w16du="http://schemas.microsoft.com/office/word/2023/wordml/word16du" xmlns:w16sdtdh="http://schemas.microsoft.com/office/word/2020/wordml/sdtdatahash" xmlns:w16sdtfl="http://schemas.microsoft.com/office/word/2024/wordml/sdtformatlock" xmlns:w16se="http://schemas.microsoft.com/office/word/2015/wordml/symex" xmlns:wpg="http://schemas.microsoft.com/office/word/2010/wordprocessingGroup" xmlns:wpi="http://schemas.microsoft.com/office/word/2010/wordprocessingInk" xmlns:wne="http://schemas.microsoft.com/office/word/2006/wordml" xmlns:wps="http://schemas.microsoft.com/office/word/2010/wordprocessingShape" mc:Ignorable="w14 w15 w16se w16cid w16 w16cex w16sdtdh w16sdtfl w16du wp14">
+<w:ftr xmlns:wpc="http://schemas.microsoft.com/office/word/2010/wordprocessingCanvas" xmlns:cx="http://schemas.microsoft.com/office/drawing/2014/chartex" xmlns:cx1="http://schemas.microsoft.com/office/drawing/2015/9/8/chartex" xmlns:cx2="http://schemas.microsoft.com/office/drawing/2015/10/21/chartex" xmlns:cx3="http://schemas.microsoft.com/office/drawing/2016/5/9/chartex" xmlns:cx4="http://schemas.microsoft.com/office/drawing/2016/5/10/chartex" xmlns:cx5="http://schemas.microsoft.com/office/drawing/2016/5/11/chartex" xmlns:cx6="http://schemas.microsoft.com/office/drawing/2016/5/12/chartex" xmlns:cx7="http://schemas.microsoft.com/office/drawing/2016/5/13/chartex" xmlns:cx8="http://schemas.microsoft.com/office/drawing/2016/5/14/chartex" xmlns:mc="http://schemas.openxmlformats.org/markup-compatibility/2006" xmlns:aink="http://schemas.microsoft.com/office/drawing/2016/ink" xmlns:am3d="http://schemas.microsoft.com/office/drawing/2017/model3d" xmlns:o="urn:schemas-microsoft-com:office:office" xmlns:oel="http://schemas.microsoft.com/office/2019/extlst" xmlns:r="http://schemas.openxmlformats.org/officeDocument/2006/relationships" xmlns:m="http://schemas.openxmlformats.org/officeDocument/2006/math" xmlns:v="urn:schemas-microsoft-com:vml" xmlns:wp14="http://schemas.microsoft.com/office/word/2010/wordprocessingDrawing" xmlns:wp="http://schemas.openxmlformats.org/drawingml/2006/wordprocessingDrawing" xmlns:w10="urn:schemas-microsoft-com:office:word" xmlns:w="http://schemas.openxmlformats.org/wordprocessingml/2006/main" xmlns:w14="http://schemas.microsoft.com/office/word/2010/wordml" xmlns:w15="http://schemas.microsoft.com/office/word/2012/wordml" xmlns:w16cei="http://schemas.microsoft.com/office/word/2026/wordml/cei" xmlns:w16cex="http://schemas.microsoft.com/office/word/2018/wordml/cex" xmlns:w16cid="http://schemas.microsoft.com/office/word/2016/wordml/cid" xmlns:w16="http://schemas.microsoft.com/office/word/2018/wordml" xmlns:w16du="http://schemas.microsoft.com/office/word/2023/wordml/word16du" xmlns:w16sdtdh="http://schemas.microsoft.com/office/word/2020/wordml/sdtdatahash" xmlns:w16sdtfl="http://schemas.microsoft.com/office/word/2024/wordml/sdtformatlock" xmlns:w16se="http://schemas.microsoft.com/office/word/2015/wordml/symex" xmlns:wpg="http://schemas.microsoft.com/office/word/2010/wordprocessingGroup" xmlns:wpi="http://schemas.microsoft.com/office/word/2010/wordprocessingInk" xmlns:wne="http://schemas.microsoft.com/office/word/2006/wordml" xmlns:wps="http://schemas.microsoft.com/office/word/2010/wordprocessingShape" mc:Ignorable="w14 w15 w16se w16cid w16 w16cex w16sdtdh w16sdtfl w16du wp14">
   <w:p>
     <w:pPr>
       <w:jc w:val="right"/>
@@ -1913,7 +1916,7 @@
 </file>
 
 <file path=word/footnotes.xml><?xml version="1.0" encoding="utf-8"?>
-<w:footnotes xmlns:wpc="http://schemas.microsoft.com/office/word/2010/wordprocessingCanvas" xmlns:cx="http://schemas.microsoft.com/office/drawing/2014/chartex" xmlns:cx1="http://schemas.microsoft.com/office/drawing/2015/9/8/chartex" xmlns:cx2="http://schemas.microsoft.com/office/drawing/2015/10/21/chartex" xmlns:cx3="http://schemas.microsoft.com/office/drawing/2016/5/9/chartex" xmlns:cx4="http://schemas.microsoft.com/office/drawing/2016/5/10/chartex" xmlns:cx5="http://schemas.microsoft.com/office/drawing/2016/5/11/chartex" xmlns:cx6="http://schemas.microsoft.com/office/drawing/2016/5/12/chartex" xmlns:cx7="http://schemas.microsoft.com/office/drawing/2016/5/13/chartex" xmlns:cx8="http://schemas.microsoft.com/office/drawing/2016/5/14/chartex" xmlns:mc="http://schemas.openxmlformats.org/markup-compatibility/2006" xmlns:aink="http://schemas.microsoft.com/office/drawing/2016/ink" xmlns:am3d="http://schemas.microsoft.com/office/drawing/2017/model3d" xmlns:o="urn:schemas-microsoft-com:office:office" xmlns:oel="http://schemas.microsoft.com/office/2019/extlst" xmlns:r="http://schemas.openxmlformats.org/officeDocument/2006/relationships" xmlns:m="http://schemas.openxmlformats.org/officeDocument/2006/math" xmlns:v="urn:schemas-microsoft-com:vml" xmlns:wp14="http://schemas.microsoft.com/office/word/2010/wordprocessingDrawing" xmlns:wp="http://schemas.openxmlformats.org/drawingml/2006/wordprocessingDrawing" xmlns:w10="urn:schemas-microsoft-com:office:word" xmlns:w="http://schemas.openxmlformats.org/wordprocessingml/2006/main" xmlns:w14="http://schemas.microsoft.com/office/word/2010/wordml" xmlns:w15="http://schemas.microsoft.com/office/word/2012/wordml" xmlns:w16cex="http://schemas.microsoft.com/office/word/2018/wordml/cex" xmlns:w16cid="http://schemas.microsoft.com/office/word/2016/wordml/cid" xmlns:w16="http://schemas.microsoft.com/office/word/2018/wordml" xmlns:w16du="http://schemas.microsoft.com/office/word/2023/wordml/word16du" xmlns:w16sdtdh="http://schemas.microsoft.com/office/word/2020/wordml/sdtdatahash" xmlns:w16sdtfl="http://schemas.microsoft.com/office/word/2024/wordml/sdtformatlock" xmlns:w16se="http://schemas.microsoft.com/office/word/2015/wordml/symex" xmlns:wpg="http://schemas.microsoft.com/office/word/2010/wordprocessingGroup" xmlns:wpi="http://schemas.microsoft.com/office/word/2010/wordprocessingInk" xmlns:wne="http://schemas.microsoft.com/office/word/2006/wordml" xmlns:wps="http://schemas.microsoft.com/office/word/2010/wordprocessingShape" mc:Ignorable="w14 w15 w16se w16cid w16 w16cex w16sdtdh w16sdtfl w16du wp14">
+<w:footnotes xmlns:wpc="http://schemas.microsoft.com/office/word/2010/wordprocessingCanvas" xmlns:cx="http://schemas.microsoft.com/office/drawing/2014/chartex" xmlns:cx1="http://schemas.microsoft.com/office/drawing/2015/9/8/chartex" xmlns:cx2="http://schemas.microsoft.com/office/drawing/2015/10/21/chartex" xmlns:cx3="http://schemas.microsoft.com/office/drawing/2016/5/9/chartex" xmlns:cx4="http://schemas.microsoft.com/office/drawing/2016/5/10/chartex" xmlns:cx5="http://schemas.microsoft.com/office/drawing/2016/5/11/chartex" xmlns:cx6="http://schemas.microsoft.com/office/drawing/2016/5/12/chartex" xmlns:cx7="http://schemas.microsoft.com/office/drawing/2016/5/13/chartex" xmlns:cx8="http://schemas.microsoft.com/office/drawing/2016/5/14/chartex" xmlns:mc="http://schemas.openxmlformats.org/markup-compatibility/2006" xmlns:aink="http://schemas.microsoft.com/office/drawing/2016/ink" xmlns:am3d="http://schemas.microsoft.com/office/drawing/2017/model3d" xmlns:o="urn:schemas-microsoft-com:office:office" xmlns:oel="http://schemas.microsoft.com/office/2019/extlst" xmlns:r="http://schemas.openxmlformats.org/officeDocument/2006/relationships" xmlns:m="http://schemas.openxmlformats.org/officeDocument/2006/math" xmlns:v="urn:schemas-microsoft-com:vml" xmlns:wp14="http://schemas.microsoft.com/office/word/2010/wordprocessingDrawing" xmlns:wp="http://schemas.openxmlformats.org/drawingml/2006/wordprocessingDrawing" xmlns:w10="urn:schemas-microsoft-com:office:word" xmlns:w="http://schemas.openxmlformats.org/wordprocessingml/2006/main" xmlns:w14="http://schemas.microsoft.com/office/word/2010/wordml" xmlns:w15="http://schemas.microsoft.com/office/word/2012/wordml" xmlns:w16cei="http://schemas.microsoft.com/office/word/2026/wordml/cei" xmlns:w16cex="http://schemas.microsoft.com/office/word/2018/wordml/cex" xmlns:w16cid="http://schemas.microsoft.com/office/word/2016/wordml/cid" xmlns:w16="http://schemas.microsoft.com/office/word/2018/wordml" xmlns:w16du="http://schemas.microsoft.com/office/word/2023/wordml/word16du" xmlns:w16sdtdh="http://schemas.microsoft.com/office/word/2020/wordml/sdtdatahash" xmlns:w16sdtfl="http://schemas.microsoft.com/office/word/2024/wordml/sdtformatlock" xmlns:w16se="http://schemas.microsoft.com/office/word/2015/wordml/symex" xmlns:wpg="http://schemas.microsoft.com/office/word/2010/wordprocessingGroup" xmlns:wpi="http://schemas.microsoft.com/office/word/2010/wordprocessingInk" xmlns:wne="http://schemas.microsoft.com/office/word/2006/wordml" xmlns:wps="http://schemas.microsoft.com/office/word/2010/wordprocessingShape" mc:Ignorable="w14 w15 w16se w16cid w16 w16cex w16sdtdh w16sdtfl w16du wp14">
   <w:footnote w:type="separator" w:id="-1">
     <w:p>
       <w:pPr>
@@ -1938,7 +1941,7 @@
 </file>
 
 <file path=word/header1.xml><?xml version="1.0" encoding="utf-8"?>
-<w:hdr xmlns:wpc="http://schemas.microsoft.com/office/word/2010/wordprocessingCanvas" xmlns:cx="http://schemas.microsoft.com/office/drawing/2014/chartex" xmlns:cx1="http://schemas.microsoft.com/office/drawing/2015/9/8/chartex" xmlns:cx2="http://schemas.microsoft.com/office/drawing/2015/10/21/chartex" xmlns:cx3="http://schemas.microsoft.com/office/drawing/2016/5/9/chartex" xmlns:cx4="http://schemas.microsoft.com/office/drawing/2016/5/10/chartex" xmlns:cx5="http://schemas.microsoft.com/office/drawing/2016/5/11/chartex" xmlns:cx6="http://schemas.microsoft.com/office/drawing/2016/5/12/chartex" xmlns:cx7="http://schemas.microsoft.com/office/drawing/2016/5/13/chartex" xmlns:cx8="http://schemas.microsoft.com/office/drawing/2016/5/14/chartex" xmlns:mc="http://schemas.openxmlformats.org/markup-compatibility/2006" xmlns:aink="http://schemas.microsoft.com/office/drawing/2016/ink" xmlns:am3d="http://schemas.microsoft.com/office/drawing/2017/model3d" xmlns:o="urn:schemas-microsoft-com:office:office" xmlns:oel="http://schemas.microsoft.com/office/2019/extlst" xmlns:r="http://schemas.openxmlformats.org/officeDocument/2006/relationships" xmlns:m="http://schemas.openxmlformats.org/officeDocument/2006/math" xmlns:v="urn:schemas-microsoft-com:vml" xmlns:wp14="http://schemas.microsoft.com/office/word/2010/wordprocessingDrawing" xmlns:wp="http://schemas.openxmlformats.org/drawingml/2006/wordprocessingDrawing" xmlns:w10="urn:schemas-microsoft-com:office:word" xmlns:w="http://schemas.openxmlformats.org/wordprocessingml/2006/main" xmlns:w14="http://schemas.microsoft.com/office/word/2010/wordml" xmlns:w15="http://schemas.microsoft.com/office/word/2012/wordml" xmlns:w16cex="http://schemas.microsoft.com/office/word/2018/wordml/cex" xmlns:w16cid="http://schemas.microsoft.com/office/word/2016/wordml/cid" xmlns:w16="http://schemas.microsoft.com/office/word/2018/wordml" xmlns:w16du="http://schemas.microsoft.com/office/word/2023/wordml/word16du" xmlns:w16sdtdh="http://schemas.microsoft.com/office/word/2020/wordml/sdtdatahash" xmlns:w16sdtfl="http://schemas.microsoft.com/office/word/2024/wordml/sdtformatlock" xmlns:w16se="http://schemas.microsoft.com/office/word/2015/wordml/symex" xmlns:wpg="http://schemas.microsoft.com/office/word/2010/wordprocessingGroup" xmlns:wpi="http://schemas.microsoft.com/office/word/2010/wordprocessingInk" xmlns:wne="http://schemas.microsoft.com/office/word/2006/wordml" xmlns:wps="http://schemas.microsoft.com/office/word/2010/wordprocessingShape" mc:Ignorable="w14 w15 w16se w16cid w16 w16cex w16sdtdh w16sdtfl w16du wp14">
+<w:hdr xmlns:wpc="http://schemas.microsoft.com/office/word/2010/wordprocessingCanvas" xmlns:cx="http://schemas.microsoft.com/office/drawing/2014/chartex" xmlns:cx1="http://schemas.microsoft.com/office/drawing/2015/9/8/chartex" xmlns:cx2="http://schemas.microsoft.com/office/drawing/2015/10/21/chartex" xmlns:cx3="http://schemas.microsoft.com/office/drawing/2016/5/9/chartex" xmlns:cx4="http://schemas.microsoft.com/office/drawing/2016/5/10/chartex" xmlns:cx5="http://schemas.microsoft.com/office/drawing/2016/5/11/chartex" xmlns:cx6="http://schemas.microsoft.com/office/drawing/2016/5/12/chartex" xmlns:cx7="http://schemas.microsoft.com/office/drawing/2016/5/13/chartex" xmlns:cx8="http://schemas.microsoft.com/office/drawing/2016/5/14/chartex" xmlns:mc="http://schemas.openxmlformats.org/markup-compatibility/2006" xmlns:aink="http://schemas.microsoft.com/office/drawing/2016/ink" xmlns:am3d="http://schemas.microsoft.com/office/drawing/2017/model3d" xmlns:o="urn:schemas-microsoft-com:office:office" xmlns:oel="http://schemas.microsoft.com/office/2019/extlst" xmlns:r="http://schemas.openxmlformats.org/officeDocument/2006/relationships" xmlns:m="http://schemas.openxmlformats.org/officeDocument/2006/math" xmlns:v="urn:schemas-microsoft-com:vml" xmlns:wp14="http://schemas.microsoft.com/office/word/2010/wordprocessingDrawing" xmlns:wp="http://schemas.openxmlformats.org/drawingml/2006/wordprocessingDrawing" xmlns:w10="urn:schemas-microsoft-com:office:word" xmlns:w="http://schemas.openxmlformats.org/wordprocessingml/2006/main" xmlns:w14="http://schemas.microsoft.com/office/word/2010/wordml" xmlns:w15="http://schemas.microsoft.com/office/word/2012/wordml" xmlns:w16cei="http://schemas.microsoft.com/office/word/2026/wordml/cei" xmlns:w16cex="http://schemas.microsoft.com/office/word/2018/wordml/cex" xmlns:w16cid="http://schemas.microsoft.com/office/word/2016/wordml/cid" xmlns:w16="http://schemas.microsoft.com/office/word/2018/wordml" xmlns:w16du="http://schemas.microsoft.com/office/word/2023/wordml/word16du" xmlns:w16sdtdh="http://schemas.microsoft.com/office/word/2020/wordml/sdtdatahash" xmlns:w16sdtfl="http://schemas.microsoft.com/office/word/2024/wordml/sdtformatlock" xmlns:w16se="http://schemas.microsoft.com/office/word/2015/wordml/symex" xmlns:wpg="http://schemas.microsoft.com/office/word/2010/wordprocessingGroup" xmlns:wpi="http://schemas.microsoft.com/office/word/2010/wordprocessingInk" xmlns:wne="http://schemas.microsoft.com/office/word/2006/wordml" xmlns:wps="http://schemas.microsoft.com/office/word/2010/wordprocessingShape" mc:Ignorable="w14 w15 w16se w16cid w16 w16cex w16sdtdh w16sdtfl w16du wp14">
   <w:p>
     <w:pPr>
       <w:pStyle w:val="Encabezado"/>
@@ -1978,7 +1981,7 @@
 </file>
 
 <file path=word/header2.xml><?xml version="1.0" encoding="utf-8"?>
-<w:hdr xmlns:wpc="http://schemas.microsoft.com/office/word/2010/wordprocessingCanvas" xmlns:cx="http://schemas.microsoft.com/office/drawing/2014/chartex" xmlns:cx1="http://schemas.microsoft.com/office/drawing/2015/9/8/chartex" xmlns:cx2="http://schemas.microsoft.com/office/drawing/2015/10/21/chartex" xmlns:cx3="http://schemas.microsoft.com/office/drawing/2016/5/9/chartex" xmlns:cx4="http://schemas.microsoft.com/office/drawing/2016/5/10/chartex" xmlns:cx5="http://schemas.microsoft.com/office/drawing/2016/5/11/chartex" xmlns:cx6="http://schemas.microsoft.com/office/drawing/2016/5/12/chartex" xmlns:cx7="http://schemas.microsoft.com/office/drawing/2016/5/13/chartex" xmlns:cx8="http://schemas.microsoft.com/office/drawing/2016/5/14/chartex" xmlns:mc="http://schemas.openxmlformats.org/markup-compatibility/2006" xmlns:aink="http://schemas.microsoft.com/office/drawing/2016/ink" xmlns:am3d="http://schemas.microsoft.com/office/drawing/2017/model3d" xmlns:o="urn:schemas-microsoft-com:office:office" xmlns:oel="http://schemas.microsoft.com/office/2019/extlst" xmlns:r="http://schemas.openxmlformats.org/officeDocument/2006/relationships" xmlns:m="http://schemas.openxmlformats.org/officeDocument/2006/math" xmlns:v="urn:schemas-microsoft-com:vml" xmlns:wp14="http://schemas.microsoft.com/office/word/2010/wordprocessingDrawing" xmlns:wp="http://schemas.openxmlformats.org/drawingml/2006/wordprocessingDrawing" xmlns:w10="urn:schemas-microsoft-com:office:word" xmlns:w="http://schemas.openxmlformats.org/wordprocessingml/2006/main" xmlns:w14="http://schemas.microsoft.com/office/word/2010/wordml" xmlns:w15="http://schemas.microsoft.com/office/word/2012/wordml" xmlns:w16cex="http://schemas.microsoft.com/office/word/2018/wordml/cex" xmlns:w16cid="http://schemas.microsoft.com/office/word/2016/wordml/cid" xmlns:w16="http://schemas.microsoft.com/office/word/2018/wordml" xmlns:w16du="http://schemas.microsoft.com/office/word/2023/wordml/word16du" xmlns:w16sdtdh="http://schemas.microsoft.com/office/word/2020/wordml/sdtdatahash" xmlns:w16sdtfl="http://schemas.microsoft.com/office/word/2024/wordml/sdtformatlock" xmlns:w16se="http://schemas.microsoft.com/office/word/2015/wordml/symex" xmlns:wpg="http://schemas.microsoft.com/office/word/2010/wordprocessingGroup" xmlns:wpi="http://schemas.microsoft.com/office/word/2010/wordprocessingInk" xmlns:wne="http://schemas.microsoft.com/office/word/2006/wordml" xmlns:wps="http://schemas.microsoft.com/office/word/2010/wordprocessingShape" mc:Ignorable="w14 w15 w16se w16cid w16 w16cex w16sdtdh w16sdtfl w16du wp14">
+<w:hdr xmlns:wpc="http://schemas.microsoft.com/office/word/2010/wordprocessingCanvas" xmlns:cx="http://schemas.microsoft.com/office/drawing/2014/chartex" xmlns:cx1="http://schemas.microsoft.com/office/drawing/2015/9/8/chartex" xmlns:cx2="http://schemas.microsoft.com/office/drawing/2015/10/21/chartex" xmlns:cx3="http://schemas.microsoft.com/office/drawing/2016/5/9/chartex" xmlns:cx4="http://schemas.microsoft.com/office/drawing/2016/5/10/chartex" xmlns:cx5="http://schemas.microsoft.com/office/drawing/2016/5/11/chartex" xmlns:cx6="http://schemas.microsoft.com/office/drawing/2016/5/12/chartex" xmlns:cx7="http://schemas.microsoft.com/office/drawing/2016/5/13/chartex" xmlns:cx8="http://schemas.microsoft.com/office/drawing/2016/5/14/chartex" xmlns:mc="http://schemas.openxmlformats.org/markup-compatibility/2006" xmlns:aink="http://schemas.microsoft.com/office/drawing/2016/ink" xmlns:am3d="http://schemas.microsoft.com/office/drawing/2017/model3d" xmlns:o="urn:schemas-microsoft-com:office:office" xmlns:oel="http://schemas.microsoft.com/office/2019/extlst" xmlns:r="http://schemas.openxmlformats.org/officeDocument/2006/relationships" xmlns:m="http://schemas.openxmlformats.org/officeDocument/2006/math" xmlns:v="urn:schemas-microsoft-com:vml" xmlns:wp14="http://schemas.microsoft.com/office/word/2010/wordprocessingDrawing" xmlns:wp="http://schemas.openxmlformats.org/drawingml/2006/wordprocessingDrawing" xmlns:w10="urn:schemas-microsoft-com:office:word" xmlns:w="http://schemas.openxmlformats.org/wordprocessingml/2006/main" xmlns:w14="http://schemas.microsoft.com/office/word/2010/wordml" xmlns:w15="http://schemas.microsoft.com/office/word/2012/wordml" xmlns:w16cei="http://schemas.microsoft.com/office/word/2026/wordml/cei" xmlns:w16cex="http://schemas.microsoft.com/office/word/2018/wordml/cex" xmlns:w16cid="http://schemas.microsoft.com/office/word/2016/wordml/cid" xmlns:w16="http://schemas.microsoft.com/office/word/2018/wordml" xmlns:w16du="http://schemas.microsoft.com/office/word/2023/wordml/word16du" xmlns:w16sdtdh="http://schemas.microsoft.com/office/word/2020/wordml/sdtdatahash" xmlns:w16sdtfl="http://schemas.microsoft.com/office/word/2024/wordml/sdtformatlock" xmlns:w16se="http://schemas.microsoft.com/office/word/2015/wordml/symex" xmlns:wpg="http://schemas.microsoft.com/office/word/2010/wordprocessingGroup" xmlns:wpi="http://schemas.microsoft.com/office/word/2010/wordprocessingInk" xmlns:wne="http://schemas.microsoft.com/office/word/2006/wordml" xmlns:wps="http://schemas.microsoft.com/office/word/2010/wordprocessingShape" mc:Ignorable="w14 w15 w16se w16cid w16 w16cex w16sdtdh w16sdtfl w16du wp14">
   <w:p>
     <w:pPr>
       <w:pStyle w:val="Encabezado"/>
@@ -2041,7 +2044,7 @@
 </file>
 
 <file path=word/header3.xml><?xml version="1.0" encoding="utf-8"?>
-<w:hdr xmlns:wpc="http://schemas.microsoft.com/office/word/2010/wordprocessingCanvas" xmlns:cx="http://schemas.microsoft.com/office/drawing/2014/chartex" xmlns:cx1="http://schemas.microsoft.com/office/drawing/2015/9/8/chartex" xmlns:cx2="http://schemas.microsoft.com/office/drawing/2015/10/21/chartex" xmlns:cx3="http://schemas.microsoft.com/office/drawing/2016/5/9/chartex" xmlns:cx4="http://schemas.microsoft.com/office/drawing/2016/5/10/chartex" xmlns:cx5="http://schemas.microsoft.com/office/drawing/2016/5/11/chartex" xmlns:cx6="http://schemas.microsoft.com/office/drawing/2016/5/12/chartex" xmlns:cx7="http://schemas.microsoft.com/office/drawing/2016/5/13/chartex" xmlns:cx8="http://schemas.microsoft.com/office/drawing/2016/5/14/chartex" xmlns:mc="http://schemas.openxmlformats.org/markup-compatibility/2006" xmlns:aink="http://schemas.microsoft.com/office/drawing/2016/ink" xmlns:am3d="http://schemas.microsoft.com/office/drawing/2017/model3d" xmlns:o="urn:schemas-microsoft-com:office:office" xmlns:oel="http://schemas.microsoft.com/office/2019/extlst" xmlns:r="http://schemas.openxmlformats.org/officeDocument/2006/relationships" xmlns:m="http://schemas.openxmlformats.org/officeDocument/2006/math" xmlns:v="urn:schemas-microsoft-com:vml" xmlns:wp14="http://schemas.microsoft.com/office/word/2010/wordprocessingDrawing" xmlns:wp="http://schemas.openxmlformats.org/drawingml/2006/wordprocessingDrawing" xmlns:w10="urn:schemas-microsoft-com:office:word" xmlns:w="http://schemas.openxmlformats.org/wordprocessingml/2006/main" xmlns:w14="http://schemas.microsoft.com/office/word/2010/wordml" xmlns:w15="http://schemas.microsoft.com/office/word/2012/wordml" xmlns:w16cex="http://schemas.microsoft.com/office/word/2018/wordml/cex" xmlns:w16cid="http://schemas.microsoft.com/office/word/2016/wordml/cid" xmlns:w16="http://schemas.microsoft.com/office/word/2018/wordml" xmlns:w16du="http://schemas.microsoft.com/office/word/2023/wordml/word16du" xmlns:w16sdtdh="http://schemas.microsoft.com/office/word/2020/wordml/sdtdatahash" xmlns:w16sdtfl="http://schemas.microsoft.com/office/word/2024/wordml/sdtformatlock" xmlns:w16se="http://schemas.microsoft.com/office/word/2015/wordml/symex" xmlns:wpg="http://schemas.microsoft.com/office/word/2010/wordprocessingGroup" xmlns:wpi="http://schemas.microsoft.com/office/word/2010/wordprocessingInk" xmlns:wne="http://schemas.microsoft.com/office/word/2006/wordml" xmlns:wps="http://schemas.microsoft.com/office/word/2010/wordprocessingShape" mc:Ignorable="w14 w15 w16se w16cid w16 w16cex w16sdtdh w16sdtfl w16du wp14">
+<w:hdr xmlns:wpc="http://schemas.microsoft.com/office/word/2010/wordprocessingCanvas" xmlns:cx="http://schemas.microsoft.com/office/drawing/2014/chartex" xmlns:cx1="http://schemas.microsoft.com/office/drawing/2015/9/8/chartex" xmlns:cx2="http://schemas.microsoft.com/office/drawing/2015/10/21/chartex" xmlns:cx3="http://schemas.microsoft.com/office/drawing/2016/5/9/chartex" xmlns:cx4="http://schemas.microsoft.com/office/drawing/2016/5/10/chartex" xmlns:cx5="http://schemas.microsoft.com/office/drawing/2016/5/11/chartex" xmlns:cx6="http://schemas.microsoft.com/office/drawing/2016/5/12/chartex" xmlns:cx7="http://schemas.microsoft.com/office/drawing/2016/5/13/chartex" xmlns:cx8="http://schemas.microsoft.com/office/drawing/2016/5/14/chartex" xmlns:mc="http://schemas.openxmlformats.org/markup-compatibility/2006" xmlns:aink="http://schemas.microsoft.com/office/drawing/2016/ink" xmlns:am3d="http://schemas.microsoft.com/office/drawing/2017/model3d" xmlns:o="urn:schemas-microsoft-com:office:office" xmlns:oel="http://schemas.microsoft.com/office/2019/extlst" xmlns:r="http://schemas.openxmlformats.org/officeDocument/2006/relationships" xmlns:m="http://schemas.openxmlformats.org/officeDocument/2006/math" xmlns:v="urn:schemas-microsoft-com:vml" xmlns:wp14="http://schemas.microsoft.com/office/word/2010/wordprocessingDrawing" xmlns:wp="http://schemas.openxmlformats.org/drawingml/2006/wordprocessingDrawing" xmlns:w10="urn:schemas-microsoft-com:office:word" xmlns:w="http://schemas.openxmlformats.org/wordprocessingml/2006/main" xmlns:w14="http://schemas.microsoft.com/office/word/2010/wordml" xmlns:w15="http://schemas.microsoft.com/office/word/2012/wordml" xmlns:w16cei="http://schemas.microsoft.com/office/word/2026/wordml/cei" xmlns:w16cex="http://schemas.microsoft.com/office/word/2018/wordml/cex" xmlns:w16cid="http://schemas.microsoft.com/office/word/2016/wordml/cid" xmlns:w16="http://schemas.microsoft.com/office/word/2018/wordml" xmlns:w16du="http://schemas.microsoft.com/office/word/2023/wordml/word16du" xmlns:w16sdtdh="http://schemas.microsoft.com/office/word/2020/wordml/sdtdatahash" xmlns:w16sdtfl="http://schemas.microsoft.com/office/word/2024/wordml/sdtformatlock" xmlns:w16se="http://schemas.microsoft.com/office/word/2015/wordml/symex" xmlns:wpg="http://schemas.microsoft.com/office/word/2010/wordprocessingGroup" xmlns:wpi="http://schemas.microsoft.com/office/word/2010/wordprocessingInk" xmlns:wne="http://schemas.microsoft.com/office/word/2006/wordml" xmlns:wps="http://schemas.microsoft.com/office/word/2010/wordprocessingShape" mc:Ignorable="w14 w15 w16se w16cid w16 w16cex w16sdtdh w16sdtfl w16du wp14">
   <w:p>
     <w:pPr>
       <w:pStyle w:val="Encabezado"/>
@@ -2081,10 +2084,10 @@
 </file>
 
 <file path=word/numbering.xml><?xml version="1.0" encoding="utf-8"?>
-<w:numbering xmlns:wpc="http://schemas.microsoft.com/office/word/2010/wordprocessingCanvas" xmlns:cx="http://schemas.microsoft.com/office/drawing/2014/chartex" xmlns:cx1="http://schemas.microsoft.com/office/drawing/2015/9/8/chartex" xmlns:cx2="http://schemas.microsoft.com/office/drawing/2015/10/21/chartex" xmlns:cx3="http://schemas.microsoft.com/office/drawing/2016/5/9/chartex" xmlns:cx4="http://schemas.microsoft.com/office/drawing/2016/5/10/chartex" xmlns:cx5="http://schemas.microsoft.com/office/drawing/2016/5/11/chartex" xmlns:cx6="http://schemas.microsoft.com/office/drawing/2016/5/12/chartex" xmlns:cx7="http://schemas.microsoft.com/office/drawing/2016/5/13/chartex" xmlns:cx8="http://schemas.microsoft.com/office/drawing/2016/5/14/chartex" xmlns:mc="http://schemas.openxmlformats.org/markup-compatibility/2006" xmlns:aink="http://schemas.microsoft.com/office/drawing/2016/ink" xmlns:am3d="http://schemas.microsoft.com/office/drawing/2017/model3d" xmlns:o="urn:schemas-microsoft-com:office:office" xmlns:oel="http://schemas.microsoft.com/office/2019/extlst" xmlns:r="http://schemas.openxmlformats.org/officeDocument/2006/relationships" xmlns:m="http://schemas.openxmlformats.org/officeDocument/2006/math" xmlns:v="urn:schemas-microsoft-com:vml" xmlns:wp14="http://schemas.microsoft.com/office/word/2010/wordprocessingDrawing" xmlns:wp="http://schemas.openxmlformats.org/drawingml/2006/wordprocessingDrawing" xmlns:w10="urn:schemas-microsoft-com:office:word" xmlns:w="http://schemas.openxmlformats.org/wordprocessingml/2006/main" xmlns:w14="http://schemas.microsoft.com/office/word/2010/wordml" xmlns:w15="http://schemas.microsoft.com/office/word/2012/wordml" xmlns:w16cex="http://schemas.microsoft.com/office/word/2018/wordml/cex" xmlns:w16cid="http://schemas.microsoft.com/office/word/2016/wordml/cid" xmlns:w16="http://schemas.microsoft.com/office/word/2018/wordml" xmlns:w16du="http://schemas.microsoft.com/office/word/2023/wordml/word16du" xmlns:w16sdtdh="http://schemas.microsoft.com/office/word/2020/wordml/sdtdatahash" xmlns:w16sdtfl="http://schemas.microsoft.com/office/word/2024/wordml/sdtformatlock" xmlns:w16se="http://schemas.microsoft.com/office/word/2015/wordml/symex" xmlns:wpg="http://schemas.microsoft.com/office/word/2010/wordprocessingGroup" xmlns:wpi="http://schemas.microsoft.com/office/word/2010/wordprocessingInk" xmlns:wne="http://schemas.microsoft.com/office/word/2006/wordml" xmlns:wps="http://schemas.microsoft.com/office/word/2010/wordprocessingShape" mc:Ignorable="w14 w15 w16se w16cid w16 w16cex w16sdtdh w16sdtfl w16du wp14">
+<w:numbering xmlns:wpc="http://schemas.microsoft.com/office/word/2010/wordprocessingCanvas" xmlns:cx="http://schemas.microsoft.com/office/drawing/2014/chartex" xmlns:cx1="http://schemas.microsoft.com/office/drawing/2015/9/8/chartex" xmlns:cx2="http://schemas.microsoft.com/office/drawing/2015/10/21/chartex" xmlns:cx3="http://schemas.microsoft.com/office/drawing/2016/5/9/chartex" xmlns:cx4="http://schemas.microsoft.com/office/drawing/2016/5/10/chartex" xmlns:cx5="http://schemas.microsoft.com/office/drawing/2016/5/11/chartex" xmlns:cx6="http://schemas.microsoft.com/office/drawing/2016/5/12/chartex" xmlns:cx7="http://schemas.microsoft.com/office/drawing/2016/5/13/chartex" xmlns:cx8="http://schemas.microsoft.com/office/drawing/2016/5/14/chartex" xmlns:mc="http://schemas.openxmlformats.org/markup-compatibility/2006" xmlns:aink="http://schemas.microsoft.com/office/drawing/2016/ink" xmlns:am3d="http://schemas.microsoft.com/office/drawing/2017/model3d" xmlns:o="urn:schemas-microsoft-com:office:office" xmlns:oel="http://schemas.microsoft.com/office/2019/extlst" xmlns:r="http://schemas.openxmlformats.org/officeDocument/2006/relationships" xmlns:m="http://schemas.openxmlformats.org/officeDocument/2006/math" xmlns:v="urn:schemas-microsoft-com:vml" xmlns:wp14="http://schemas.microsoft.com/office/word/2010/wordprocessingDrawing" xmlns:wp="http://schemas.openxmlformats.org/drawingml/2006/wordprocessingDrawing" xmlns:w10="urn:schemas-microsoft-com:office:word" xmlns:w="http://schemas.openxmlformats.org/wordprocessingml/2006/main" xmlns:w14="http://schemas.microsoft.com/office/word/2010/wordml" xmlns:w15="http://schemas.microsoft.com/office/word/2012/wordml" xmlns:w16cei="http://schemas.microsoft.com/office/word/2026/wordml/cei" xmlns:w16cex="http://schemas.microsoft.com/office/word/2018/wordml/cex" xmlns:w16cid="http://schemas.microsoft.com/office/word/2016/wordml/cid" xmlns:w16="http://schemas.microsoft.com/office/word/2018/wordml" xmlns:w16du="http://schemas.microsoft.com/office/word/2023/wordml/word16du" xmlns:w16sdtdh="http://schemas.microsoft.com/office/word/2020/wordml/sdtdatahash" xmlns:w16sdtfl="http://schemas.microsoft.com/office/word/2024/wordml/sdtformatlock" xmlns:w16se="http://schemas.microsoft.com/office/word/2015/wordml/symex" xmlns:wpg="http://schemas.microsoft.com/office/word/2010/wordprocessingGroup" xmlns:wpi="http://schemas.microsoft.com/office/word/2010/wordprocessingInk" xmlns:wne="http://schemas.microsoft.com/office/word/2006/wordml" xmlns:wps="http://schemas.microsoft.com/office/word/2010/wordprocessingShape" mc:Ignorable="w14 w15 w16se w16cid w16 w16cex w16sdtdh w16sdtfl w16du wp14">
   <w:numPicBullet w:numPicBulletId="0">
     <w:pict>
-      <v:rect id="_x0000_i1027" style="width:0;height:1.5pt" o:bullet="t" o:hrstd="t" o:hr="t" fillcolor="#a0a0a0" stroked="f"/>
+      <v:rect id="_x0000_i1025" style="width:0;height:1.5pt" o:bullet="t" o:hrstd="t" o:hr="t" fillcolor="#a0a0a0" stroked="f"/>
     </w:pict>
   </w:numPicBullet>
   <w:abstractNum w:abstractNumId="0" w15:restartNumberingAfterBreak="0">
@@ -4195,6 +4198,29 @@
       <w:sz w:val="36"/>
     </w:rPr>
   </w:style>
+  <w:style w:type="character" w:styleId="Hipervnculo">
+    <w:name w:val="Hyperlink"/>
+    <w:basedOn w:val="Fuentedeprrafopredeter"/>
+    <w:uiPriority w:val="99"/>
+    <w:unhideWhenUsed/>
+    <w:rsid w:val="00FD0177"/>
+    <w:rPr>
+      <w:color w:val="467886" w:themeColor="hyperlink"/>
+      <w:u w:val="single"/>
+    </w:rPr>
+  </w:style>
+  <w:style w:type="character" w:styleId="Mencinsinresolver">
+    <w:name w:val="Unresolved Mention"/>
+    <w:basedOn w:val="Fuentedeprrafopredeter"/>
+    <w:uiPriority w:val="99"/>
+    <w:semiHidden/>
+    <w:unhideWhenUsed/>
+    <w:rsid w:val="00FD0177"/>
+    <w:rPr>
+      <w:color w:val="605E5C"/>
+      <w:shd w:val="clear" w:color="auto" w:fill="E1DFDD"/>
+    </w:rPr>
+  </w:style>
 </w:styles>
 </file>
 
